--- a/Лекция_1_Раскадровка_для_лектора.docx
+++ b/Лекция_1_Раскадровка_для_лектора.docx
@@ -15231,7 +15231,7 @@
         <w:rPr>
           <w:rFonts w:ascii="Times New Roman" w:hAnsi="Times New Roman" w:cs="Times New Roman"/>
         </w:rPr>
-        <w:t>триллионов</w:t>
+        <w:t>миллиардов</w:t>
       </w:r>
       <w:r>
         <w:rPr>
@@ -21086,7 +21086,7 @@
         <w:rPr>
           <w:rFonts w:ascii="Times New Roman" w:hAnsi="Times New Roman" w:cs="Times New Roman"/>
         </w:rPr>
-        <w:t xml:space="preserve"> = 200 / 1,86×10⁻¹⁹ ≈ 10²¹ фотонов в секунду. Это гигантский поток: триллион триллионов частиц каждую секунду.</w:t>
+        <w:t xml:space="preserve"> = 200 / 1,86×10⁻¹⁹ ≈ 10²¹ фотонов в секунду. Это гигантский поток: триллион миллиардов частиц каждую секунду.</w:t>
       </w:r>
     </w:p>
     <w:p>
